--- a/khalo/report/K-HALO_dataset_report.docx
+++ b/khalo/report/K-HALO_dataset_report.docx
@@ -46,7 +46,7 @@
           <w:i w:val="0"/>
           <w:sz w:val="24"/>
         </w:rPr>
-        <w:t>Soonryeo Seo</w:t>
+        <w:t>Soonryu Seo</w:t>
       </w:r>
     </w:p>
     <w:p>

--- a/khalo/report/K-HALO_dataset_report.docx
+++ b/khalo/report/K-HALO_dataset_report.docx
@@ -74,7 +74,7 @@
           <w:i w:val="0"/>
           <w:sz w:val="22"/>
         </w:rPr>
-        <w:t>Contact: contact@example.com</w:t>
+        <w:t>Contact: soonryu74@gmail.com</w:t>
       </w:r>
     </w:p>
     <w:p>

--- a/khalo/report/K-HALO_dataset_report.docx
+++ b/khalo/report/K-HALO_dataset_report.docx
@@ -101,7 +101,7 @@
           <w:i w:val="0"/>
           <w:sz w:val="21"/>
         </w:rPr>
-        <w:t>Dataset version 1.0 · Licence CC BY 4.0 · Formats CSV, SQLite, Croissant JSON-LD</w:t>
+        <w:t>Dataset version 1.0 · Licence CC BY-NC 4.0 · Formats CSV, SQLite, Croissant JSON-LD</w:t>
       </w:r>
     </w:p>
     <w:p>
@@ -1433,7 +1433,7 @@
         <w:t>Regulatory compliance and licensing.</w:t>
       </w:r>
       <w:r>
-        <w:t xml:space="preserve"> Source data are open under the Korea Open Government Licence Type 1 (attribution); K-HALO is released under CC BY 4.0 with full attribution. Derived HLE and deprivation values are labelled as research estimates, not official statistics.</w:t>
+        <w:t xml:space="preserve"> Source data are open under the Korea Open Government Licence Type 1 (attribution); K-HALO is released under CC BY-NC 4.0 (free for research and non-commercial use; commercial use by permission), while the underlying official statistics remain openly available from KOSIS. Derived HLE and deprivation values are labelled as research estimates, not official statistics.</w:t>
       </w:r>
     </w:p>
     <w:p>
